--- a/templates/declaration_dcr.docx
+++ b/templates/declaration_dcr.docx
@@ -1,6 +1,6 @@
 
 <file path=word/document.xml><?xml version="1.0" encoding="utf-8"?>
-<w:document xmlns:wpc="http://schemas.microsoft.com/office/word/2010/wordprocessingCanvas" xmlns:cx="http://schemas.microsoft.com/office/drawing/2014/chartex" xmlns:mc="http://schemas.openxmlformats.org/markup-compatibility/2006" xmlns:o="urn:schemas-microsoft-com:office:office" xmlns:r="http://schemas.openxmlformats.org/officeDocument/2006/relationships" xmlns:m="http://schemas.openxmlformats.org/officeDocument/2006/math" xmlns:v="urn:schemas-microsoft-com:vml" xmlns:wp14="http://schemas.microsoft.com/office/word/2010/wordprocessingDrawing" xmlns:wp="http://schemas.openxmlformats.org/drawingml/2006/wordprocessingDrawing" xmlns:w10="urn:schemas-microsoft-com:office:word" xmlns:w="http://schemas.openxmlformats.org/wordprocessingml/2006/main" xmlns:w14="http://schemas.microsoft.com/office/word/2010/wordml" xmlns:w15="http://schemas.microsoft.com/office/word/2012/wordml" xmlns:w16se="http://schemas.microsoft.com/office/word/2015/wordml/symex" xmlns:wpg="http://schemas.microsoft.com/office/word/2010/wordprocessingGroup" xmlns:wpi="http://schemas.microsoft.com/office/word/2010/wordprocessingInk" xmlns:wne="http://schemas.microsoft.com/office/word/2006/wordml" xmlns:wps="http://schemas.microsoft.com/office/word/2010/wordprocessingShape" mc:Ignorable="w14 w15 w16se wp14">
+<w:document xmlns:wpc="http://schemas.microsoft.com/office/word/2010/wordprocessingCanvas" xmlns:cx="http://schemas.microsoft.com/office/drawing/2014/chartex" xmlns:cx1="http://schemas.microsoft.com/office/drawing/2015/9/8/chartex" xmlns:cx2="http://schemas.microsoft.com/office/drawing/2015/10/21/chartex" xmlns:cx3="http://schemas.microsoft.com/office/drawing/2016/5/9/chartex" xmlns:cx4="http://schemas.microsoft.com/office/drawing/2016/5/10/chartex" xmlns:cx5="http://schemas.microsoft.com/office/drawing/2016/5/11/chartex" xmlns:cx6="http://schemas.microsoft.com/office/drawing/2016/5/12/chartex" xmlns:cx7="http://schemas.microsoft.com/office/drawing/2016/5/13/chartex" xmlns:cx8="http://schemas.microsoft.com/office/drawing/2016/5/14/chartex" xmlns:mc="http://schemas.openxmlformats.org/markup-compatibility/2006" xmlns:aink="http://schemas.microsoft.com/office/drawing/2016/ink" xmlns:am3d="http://schemas.microsoft.com/office/drawing/2017/model3d" xmlns:o="urn:schemas-microsoft-com:office:office" xmlns:r="http://schemas.openxmlformats.org/officeDocument/2006/relationships" xmlns:m="http://schemas.openxmlformats.org/officeDocument/2006/math" xmlns:v="urn:schemas-microsoft-com:vml" xmlns:wp14="http://schemas.microsoft.com/office/word/2010/wordprocessingDrawing" xmlns:wp="http://schemas.openxmlformats.org/drawingml/2006/wordprocessingDrawing" xmlns:w10="urn:schemas-microsoft-com:office:word" xmlns:w="http://schemas.openxmlformats.org/wordprocessingml/2006/main" xmlns:w14="http://schemas.microsoft.com/office/word/2010/wordml" xmlns:w15="http://schemas.microsoft.com/office/word/2012/wordml" xmlns:w16cex="http://schemas.microsoft.com/office/word/2018/wordml/cex" xmlns:w16cid="http://schemas.microsoft.com/office/word/2016/wordml/cid" xmlns:w16="http://schemas.microsoft.com/office/word/2018/wordml" xmlns:w16sdtdh="http://schemas.microsoft.com/office/word/2020/wordml/sdtdatahash" xmlns:w16se="http://schemas.microsoft.com/office/word/2015/wordml/symex" xmlns:wpg="http://schemas.microsoft.com/office/word/2010/wordprocessingGroup" xmlns:wpi="http://schemas.microsoft.com/office/word/2010/wordprocessingInk" xmlns:wne="http://schemas.microsoft.com/office/word/2006/wordml" xmlns:wps="http://schemas.microsoft.com/office/word/2010/wordprocessingShape" mc:Ignorable="w14 w15 w16se w16cid w16 w16cex w16sdtdh wp14">
   <w:body>
     <w:p>
       <w:pPr>
@@ -96,15 +96,23 @@
           <w:sz w:val="24"/>
           <w:szCs w:val="24"/>
         </w:rPr>
-        <w:t>MBTION ENGINEERING</w:t>
-      </w:r>
-      <w:r>
-        <w:rPr>
-          <w:rFonts w:ascii="Cambria" w:hAnsi="Cambria" w:cs="Times New Roman"/>
-          <w:sz w:val="24"/>
-          <w:szCs w:val="24"/>
-        </w:rPr>
-        <w:t xml:space="preserve"> has installed</w:t>
+        <w:t>YOUR COMPANY</w:t>
+      </w:r>
+      <w:r>
+        <w:rPr>
+          <w:rFonts w:ascii="Cambria" w:hAnsi="Cambria" w:cs="Times New Roman"/>
+          <w:sz w:val="24"/>
+          <w:szCs w:val="24"/>
+        </w:rPr>
+        <w:t xml:space="preserve"> </w:t>
+      </w:r>
+      <w:r>
+        <w:rPr>
+          <w:rFonts w:ascii="Cambria" w:hAnsi="Cambria" w:cs="Times New Roman"/>
+          <w:sz w:val="24"/>
+          <w:szCs w:val="24"/>
+        </w:rPr>
+        <w:t>has installed</w:t>
       </w:r>
       <w:r>
         <w:rPr>
@@ -223,8 +231,6 @@
         </w:rPr>
         <w:t>&lt;APPLICATION-NUMBE</w:t>
       </w:r>
-      <w:bookmarkStart w:id="0" w:name="_GoBack"/>
-      <w:bookmarkEnd w:id="0"/>
       <w:r>
         <w:rPr>
           <w:rFonts w:ascii="Cambria" w:eastAsia="Cambria" w:hAnsi="Cambria" w:cs="Cambria"/>
@@ -304,15 +310,7 @@
           <w:szCs w:val="24"/>
         </w:rPr>
         <w:tab/>
-        <w:t>It is hereby undertaken that the PV modules installed for the above-mentioned project are domestically manufactured using domestic manufactured solar cells. The details of in</w:t>
-      </w:r>
-      <w:r>
-        <w:rPr>
-          <w:rFonts w:ascii="Cambria" w:hAnsi="Cambria" w:cs="Times New Roman"/>
-          <w:sz w:val="24"/>
-          <w:szCs w:val="24"/>
-        </w:rPr>
-        <w:t>stalled PV Modules are follows:</w:t>
+        <w:t>It is hereby undertaken that the PV modules installed for the above-mentioned project are domestically manufactured using domestic manufactured solar cells. The details of installed PV Modules are follows:</w:t>
       </w:r>
     </w:p>
     <w:p>
@@ -359,7 +357,6 @@
         </w:rPr>
         <w:t xml:space="preserve">&lt;PV-MODULE-CAPACITY&gt; </w:t>
       </w:r>
-      <w:proofErr w:type="spellStart"/>
       <w:r>
         <w:rPr>
           <w:rFonts w:ascii="Cambria" w:hAnsi="Cambria" w:cs="Times New Roman"/>
@@ -370,7 +367,6 @@
         </w:rPr>
         <w:t>Wp</w:t>
       </w:r>
-      <w:proofErr w:type="spellEnd"/>
     </w:p>
     <w:p>
       <w:pPr>
@@ -429,23 +425,13 @@
         <w:spacing w:line="240" w:lineRule="auto"/>
         <w:jc w:val="both"/>
       </w:pPr>
-      <w:proofErr w:type="spellStart"/>
-      <w:r>
-        <w:rPr>
-          <w:rFonts w:ascii="Cambria" w:hAnsi="Cambria" w:cs="Times New Roman"/>
-          <w:sz w:val="24"/>
-          <w:szCs w:val="24"/>
-        </w:rPr>
-        <w:t>Sr</w:t>
-      </w:r>
-      <w:proofErr w:type="spellEnd"/>
-      <w:r>
-        <w:rPr>
-          <w:rFonts w:ascii="Cambria" w:hAnsi="Cambria" w:cs="Times New Roman"/>
-          <w:sz w:val="24"/>
-          <w:szCs w:val="24"/>
-        </w:rPr>
-        <w:t xml:space="preserve"> No of PV Module</w:t>
+      <w:r>
+        <w:rPr>
+          <w:rFonts w:ascii="Cambria" w:hAnsi="Cambria" w:cs="Times New Roman"/>
+          <w:sz w:val="24"/>
+          <w:szCs w:val="24"/>
+        </w:rPr>
+        <w:t>Sr No of PV Module</w:t>
       </w:r>
       <w:r>
         <w:rPr>
@@ -575,15 +561,7 @@
           <w:sz w:val="24"/>
           <w:szCs w:val="24"/>
         </w:rPr>
-        <w:t xml:space="preserve">Cell GST </w:t>
-      </w:r>
-      <w:r>
-        <w:rPr>
-          <w:rFonts w:ascii="Cambria" w:hAnsi="Cambria" w:cs="Times New Roman"/>
-          <w:sz w:val="24"/>
-          <w:szCs w:val="24"/>
-        </w:rPr>
-        <w:t>invoice No.</w:t>
+        <w:t>Cell GST invoice No.</w:t>
       </w:r>
       <w:r>
         <w:rPr>
@@ -670,18 +648,16 @@
         <w:tab/>
         <w:t xml:space="preserve">I, </w:t>
       </w:r>
-      <w:bookmarkStart w:id="1" w:name="_Hlk186542616"/>
-      <w:r>
-        <w:rPr>
-          <w:rFonts w:ascii="Cambria" w:hAnsi="Cambria" w:cs="Times New Roman"/>
-          <w:b/>
-          <w:bCs/>
-          <w:sz w:val="24"/>
-          <w:szCs w:val="24"/>
-        </w:rPr>
-        <w:t>JOSHI PINALBEN JANAKKUMAR</w:t>
-      </w:r>
-      <w:bookmarkEnd w:id="1"/>
+      <w:r>
+        <w:rPr>
+          <w:rFonts w:ascii="Cambria" w:hAnsi="Cambria" w:cs="Times New Roman"/>
+          <w:b/>
+          <w:bCs/>
+          <w:sz w:val="24"/>
+          <w:szCs w:val="24"/>
+        </w:rPr>
+        <w:t>VENDOR NAME</w:t>
+      </w:r>
       <w:r>
         <w:rPr>
           <w:rFonts w:ascii="Cambria" w:hAnsi="Cambria" w:cs="Times New Roman"/>
@@ -698,23 +674,15 @@
           <w:sz w:val="24"/>
           <w:szCs w:val="24"/>
         </w:rPr>
-        <w:t>MBTION ENGINEERING</w:t>
-      </w:r>
-      <w:r>
-        <w:rPr>
-          <w:rFonts w:ascii="Cambria" w:hAnsi="Cambria" w:cs="Times New Roman"/>
-          <w:sz w:val="24"/>
-          <w:szCs w:val="24"/>
-        </w:rPr>
-        <w:t xml:space="preserve"> further declare that</w:t>
-      </w:r>
-      <w:r>
-        <w:rPr>
-          <w:rFonts w:ascii="Cambria" w:hAnsi="Cambria" w:cs="Times New Roman"/>
-          <w:sz w:val="24"/>
-          <w:szCs w:val="24"/>
-        </w:rPr>
-        <w:t xml:space="preserve"> the information given above is true and correct and nothing has been concealed therein. If anything is found incorrect at any stage, </w:t>
+        <w:t>YOUR COMPANY</w:t>
+      </w:r>
+      <w:r>
+        <w:rPr>
+          <w:rFonts w:ascii="Cambria" w:hAnsi="Cambria" w:cs="Times New Roman"/>
+          <w:sz w:val="24"/>
+          <w:szCs w:val="24"/>
+        </w:rPr>
+        <w:t xml:space="preserve"> further declare that the information given above is true and correct and nothing has been concealed therein. If anything is found incorrect at any stage, </w:t>
       </w:r>
       <w:r>
         <w:rPr>
@@ -723,16 +691,7 @@
           <w:szCs w:val="24"/>
           <w:lang w:val="en-IN"/>
         </w:rPr>
-        <w:t>then REC/ MNRE may take any appropriate action against my company for wrong declaration. Supporting documents and proof of</w:t>
-      </w:r>
-      <w:r>
-        <w:rPr>
-          <w:rFonts w:ascii="Cambria" w:hAnsi="Cambria" w:cs="Times New Roman"/>
-          <w:sz w:val="24"/>
-          <w:szCs w:val="24"/>
-          <w:lang w:val="en-IN"/>
-        </w:rPr>
-        <w:t xml:space="preserve"> the above information will be provided as and when requested by MNRE.</w:t>
+        <w:t>then REC/ MNRE may take any appropriate action against my company for wrong declaration. Supporting documents and proof of the above information will be provided as and when requested by MNRE.</w:t>
       </w:r>
     </w:p>
     <w:p>
@@ -744,6 +703,68 @@
           <w:szCs w:val="24"/>
         </w:rPr>
       </w:pPr>
+      <w:r>
+        <w:rPr>
+          <w:noProof/>
+          <w:lang w:val="en-IN" w:eastAsia="en-IN" w:bidi="gu-IN"/>
+        </w:rPr>
+        <w:drawing>
+          <wp:anchor distT="0" distB="0" distL="114300" distR="114300" simplePos="0" relativeHeight="251658240" behindDoc="0" locked="0" layoutInCell="1" allowOverlap="1" wp14:anchorId="696CF144" wp14:editId="6BE6E6D3">
+            <wp:simplePos x="0" y="0"/>
+            <wp:positionH relativeFrom="column">
+              <wp:posOffset>5071167</wp:posOffset>
+            </wp:positionH>
+            <wp:positionV relativeFrom="paragraph">
+              <wp:posOffset>62685</wp:posOffset>
+            </wp:positionV>
+            <wp:extent cx="1775460" cy="1062990"/>
+            <wp:effectExtent l="0" t="0" r="0" b="3810"/>
+            <wp:wrapNone/>
+            <wp:docPr id="3" name="Picture 3"/>
+            <wp:cNvGraphicFramePr>
+              <a:graphicFrameLocks xmlns:a="http://schemas.openxmlformats.org/drawingml/2006/main" noChangeAspect="1"/>
+            </wp:cNvGraphicFramePr>
+            <a:graphic xmlns:a="http://schemas.openxmlformats.org/drawingml/2006/main">
+              <a:graphicData uri="http://schemas.openxmlformats.org/drawingml/2006/picture">
+                <pic:pic xmlns:pic="http://schemas.openxmlformats.org/drawingml/2006/picture">
+                  <pic:nvPicPr>
+                    <pic:cNvPr id="0" name="Picture 1"/>
+                    <pic:cNvPicPr>
+                      <a:picLocks noChangeAspect="1" noChangeArrowheads="1"/>
+                    </pic:cNvPicPr>
+                  </pic:nvPicPr>
+                  <pic:blipFill>
+                    <a:blip r:embed="rId6" cstate="print">
+                      <a:extLst>
+                        <a:ext uri="{28A0092B-C50C-407E-A947-70E740481C1C}">
+                          <a14:useLocalDpi xmlns:a14="http://schemas.microsoft.com/office/drawing/2010/main" val="0"/>
+                        </a:ext>
+                      </a:extLst>
+                    </a:blip>
+                    <a:srcRect/>
+                    <a:stretch>
+                      <a:fillRect/>
+                    </a:stretch>
+                  </pic:blipFill>
+                  <pic:spPr bwMode="auto">
+                    <a:xfrm>
+                      <a:off x="0" y="0"/>
+                      <a:ext cx="1775460" cy="1062990"/>
+                    </a:xfrm>
+                    <a:prstGeom prst="rect">
+                      <a:avLst/>
+                    </a:prstGeom>
+                    <a:noFill/>
+                    <a:ln>
+                      <a:noFill/>
+                    </a:ln>
+                  </pic:spPr>
+                </pic:pic>
+              </a:graphicData>
+            </a:graphic>
+          </wp:anchor>
+        </w:drawing>
+      </w:r>
       <w:r>
         <w:rPr>
           <w:rFonts w:ascii="Cambria" w:hAnsi="Cambria" w:cs="Times New Roman"/>
@@ -755,7 +776,7 @@
         <mc:AlternateContent>
           <mc:Choice Requires="wps">
             <w:drawing>
-              <wp:anchor distT="0" distB="0" distL="0" distR="0" simplePos="0" relativeHeight="2" behindDoc="0" locked="0" layoutInCell="1" allowOverlap="1" wp14:anchorId="49CA1479">
+              <wp:anchor distT="0" distB="0" distL="0" distR="0" simplePos="0" relativeHeight="2" behindDoc="0" locked="0" layoutInCell="1" allowOverlap="1" wp14:anchorId="40725958" wp14:editId="5EA2EE53">
                 <wp:simplePos x="0" y="0"/>
                 <wp:positionH relativeFrom="column">
                   <wp:posOffset>4867275</wp:posOffset>
@@ -806,50 +827,6 @@
                                 <w:lang w:val="en-IN"/>
                               </w:rPr>
                             </w:pPr>
-                            <w:r>
-                              <w:rPr>
-                                <w:noProof/>
-                                <w:lang w:val="en-IN" w:eastAsia="en-IN" w:bidi="gu-IN"/>
-                              </w:rPr>
-                              <w:drawing>
-                                <wp:inline distT="0" distB="0" distL="0" distR="0">
-                                  <wp:extent cx="1704975" cy="962025"/>
-                                  <wp:effectExtent l="0" t="0" r="0" b="0"/>
-                                  <wp:docPr id="2" name="Picture 1"/>
-                                  <wp:cNvGraphicFramePr>
-                                    <a:graphicFrameLocks xmlns:a="http://schemas.openxmlformats.org/drawingml/2006/main" noChangeAspect="1"/>
-                                  </wp:cNvGraphicFramePr>
-                                  <a:graphic xmlns:a="http://schemas.openxmlformats.org/drawingml/2006/main">
-                                    <a:graphicData uri="http://schemas.openxmlformats.org/drawingml/2006/picture">
-                                      <pic:pic xmlns:pic="http://schemas.openxmlformats.org/drawingml/2006/picture">
-                                        <pic:nvPicPr>
-                                          <pic:cNvPr id="2" name="Picture 1"/>
-                                          <pic:cNvPicPr>
-                                            <a:picLocks noChangeAspect="1" noChangeArrowheads="1"/>
-                                          </pic:cNvPicPr>
-                                        </pic:nvPicPr>
-                                        <pic:blipFill>
-                                          <a:blip r:embed="rId6"/>
-                                          <a:stretch>
-                                            <a:fillRect/>
-                                          </a:stretch>
-                                        </pic:blipFill>
-                                        <pic:spPr bwMode="auto">
-                                          <a:xfrm>
-                                            <a:off x="0" y="0"/>
-                                            <a:ext cx="1704975" cy="962025"/>
-                                          </a:xfrm>
-                                          <a:prstGeom prst="rect">
-                                            <a:avLst/>
-                                          </a:prstGeom>
-                                          <a:noFill/>
-                                        </pic:spPr>
-                                      </pic:pic>
-                                    </a:graphicData>
-                                  </a:graphic>
-                                </wp:inline>
-                              </w:drawing>
-                            </w:r>
                           </w:p>
                           <w:p>
                             <w:pPr>
@@ -870,11 +847,9 @@
               </wp:anchor>
             </w:drawing>
           </mc:Choice>
-          <mc:Fallback xmlns:pic="http://schemas.openxmlformats.org/drawingml/2006/picture">
+          <mc:Fallback>
             <w:pict>
-              <v:rect id="shape_0" stroked="f" o:allowincell="f" style="position:absolute;margin-left:383.25pt;margin-top:11.9pt;width:155.95pt;height:84.7pt;mso-wrap-style:square;v-text-anchor:top" wp14:anchorId="49CA1479">
-                <v:fill o:detectmouseclick="t" on="false"/>
-                <v:stroke color="#3465a4" weight="6480" joinstyle="round" endcap="flat"/>
+              <v:rect w14:anchorId="40725958" id="Text Box 2" o:spid="_x0000_s1026" style="position:absolute;margin-left:383.25pt;margin-top:11.9pt;width:156pt;height:84.75pt;z-index:2;visibility:visible;mso-wrap-style:square;mso-wrap-distance-left:0;mso-wrap-distance-top:0;mso-wrap-distance-right:0;mso-wrap-distance-bottom:0;mso-position-horizontal:absolute;mso-position-horizontal-relative:text;mso-position-vertical:absolute;mso-position-vertical-relative:text;v-text-anchor:top" o:gfxdata="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" filled="f" stroked="f" strokeweight=".5pt">
                 <v:textbox>
                   <w:txbxContent>
                     <w:p>
@@ -884,61 +859,14 @@
                           <w:lang w:val="en-IN"/>
                         </w:rPr>
                       </w:pPr>
-                      <w:r>
-                        <w:rPr/>
-                        <w:drawing>
-                          <wp:inline distT="0" distB="0" distL="0" distR="0">
-                            <wp:extent cx="1704975" cy="962025"/>
-                            <wp:effectExtent l="0" t="0" r="0" b="0"/>
-                            <wp:docPr id="3" name="Picture 1"/>
-                            <wp:cNvGraphicFramePr>
-                              <a:graphicFrameLocks xmlns:a="http://schemas.openxmlformats.org/drawingml/2006/main" noChangeAspect="1"/>
-                            </wp:cNvGraphicFramePr>
-                            <a:graphic xmlns:a="http://schemas.openxmlformats.org/drawingml/2006/main">
-                              <a:graphicData uri="http://schemas.openxmlformats.org/drawingml/2006/picture">
-                                <pic:pic xmlns:pic="http://schemas.openxmlformats.org/drawingml/2006/picture">
-                                  <pic:nvPicPr>
-                                    <pic:cNvPr id="3" name="Picture 1"/>
-                                    <pic:cNvPicPr>
-                                      <a:picLocks noChangeAspect="1" noChangeArrowheads="1"/>
-                                    </pic:cNvPicPr>
-                                  </pic:nvPicPr>
-                                  <pic:blipFill>
-                                    <a:blip r:embed="rId7"/>
-                                    <a:stretch>
-                                      <a:fillRect/>
-                                    </a:stretch>
-                                  </pic:blipFill>
-                                  <pic:spPr bwMode="auto">
-                                    <a:xfrm>
-                                      <a:off x="0" y="0"/>
-                                      <a:ext cx="1704975" cy="962025"/>
-                                    </a:xfrm>
-                                    <a:prstGeom prst="rect">
-                                      <a:avLst/>
-                                    </a:prstGeom>
-                                    <a:noFill/>
-                                  </pic:spPr>
-                                </pic:pic>
-                              </a:graphicData>
-                            </a:graphic>
-                          </wp:inline>
-                        </w:drawing>
-                      </w:r>
                     </w:p>
                     <w:p>
                       <w:pPr>
                         <w:pStyle w:val="FrameContents"/>
-                        <w:spacing w:before="0" w:after="160"/>
-                        <w:rPr/>
                       </w:pPr>
-                      <w:r>
-                        <w:rPr/>
-                      </w:r>
                     </w:p>
                   </w:txbxContent>
                 </v:textbox>
-                <w10:wrap type="none"/>
               </v:rect>
             </w:pict>
           </mc:Fallback>
@@ -989,25 +917,7 @@
           <w:sz w:val="24"/>
           <w:szCs w:val="24"/>
         </w:rPr>
-        <w:t xml:space="preserve">(Signature </w:t>
-      </w:r>
-      <w:proofErr w:type="gramStart"/>
-      <w:r>
-        <w:rPr>
-          <w:rFonts w:ascii="Cambria" w:hAnsi="Cambria" w:cs="Times New Roman"/>
-          <w:sz w:val="24"/>
-          <w:szCs w:val="24"/>
-        </w:rPr>
-        <w:t>With</w:t>
-      </w:r>
-      <w:proofErr w:type="gramEnd"/>
-      <w:r>
-        <w:rPr>
-          <w:rFonts w:ascii="Cambria" w:hAnsi="Cambria" w:cs="Times New Roman"/>
-          <w:sz w:val="24"/>
-          <w:szCs w:val="24"/>
-        </w:rPr>
-        <w:t xml:space="preserve"> official Seal)</w:t>
+        <w:t>(Signature With official Seal)</w:t>
       </w:r>
     </w:p>
     <w:p>
@@ -1050,7 +960,7 @@
           <w:sz w:val="24"/>
           <w:szCs w:val="24"/>
         </w:rPr>
-        <w:t>MBTION ENGINEERING</w:t>
+        <w:t>YOUR COMPANY</w:t>
       </w:r>
     </w:p>
     <w:p>
@@ -1114,7 +1024,7 @@
           <w:sz w:val="24"/>
           <w:szCs w:val="24"/>
         </w:rPr>
-        <w:t>JOSHI PINALBEN JANAKKUMAR</w:t>
+        <w:t>VENDOR NAME</w:t>
       </w:r>
     </w:p>
     <w:p>
@@ -1203,7 +1113,15 @@
           <w:sz w:val="24"/>
           <w:szCs w:val="24"/>
         </w:rPr>
-        <w:t xml:space="preserve"> 8320565108</w:t>
+        <w:t xml:space="preserve"> </w:t>
+      </w:r>
+      <w:r>
+        <w:rPr>
+          <w:rFonts w:ascii="Cambria" w:hAnsi="Cambria" w:cs="Times New Roman"/>
+          <w:sz w:val="24"/>
+          <w:szCs w:val="24"/>
+        </w:rPr>
+        <w:t>99999 99999</w:t>
       </w:r>
     </w:p>
     <w:p>
@@ -1259,7 +1177,25 @@
           <w:szCs w:val="24"/>
           <w:lang w:val="en-IN"/>
         </w:rPr>
-        <w:t xml:space="preserve"> mbtionengineering@gmail.com</w:t>
+        <w:t xml:space="preserve"> </w:t>
+      </w:r>
+      <w:r>
+        <w:rPr>
+          <w:rFonts w:ascii="Cambria" w:hAnsi="Cambria" w:cs="Times New Roman"/>
+          <w:sz w:val="24"/>
+          <w:szCs w:val="24"/>
+          <w:lang w:val="en-IN"/>
+        </w:rPr>
+        <w:t>company</w:t>
+      </w:r>
+      <w:r>
+        <w:rPr>
+          <w:rFonts w:ascii="Cambria" w:hAnsi="Cambria" w:cs="Times New Roman"/>
+          <w:sz w:val="24"/>
+          <w:szCs w:val="24"/>
+          <w:lang w:val="en-IN"/>
+        </w:rPr>
+        <w:t>@gmail.com</w:t>
       </w:r>
     </w:p>
     <w:sectPr>
@@ -1280,7 +1216,7 @@
 </file>
 
 <file path=word/numbering.xml><?xml version="1.0" encoding="utf-8"?>
-<w:numbering xmlns:wpc="http://schemas.microsoft.com/office/word/2010/wordprocessingCanvas" xmlns:cx="http://schemas.microsoft.com/office/drawing/2014/chartex" xmlns:mc="http://schemas.openxmlformats.org/markup-compatibility/2006" xmlns:o="urn:schemas-microsoft-com:office:office" xmlns:r="http://schemas.openxmlformats.org/officeDocument/2006/relationships" xmlns:m="http://schemas.openxmlformats.org/officeDocument/2006/math" xmlns:v="urn:schemas-microsoft-com:vml" xmlns:wp14="http://schemas.microsoft.com/office/word/2010/wordprocessingDrawing" xmlns:wp="http://schemas.openxmlformats.org/drawingml/2006/wordprocessingDrawing" xmlns:w10="urn:schemas-microsoft-com:office:word" xmlns:w="http://schemas.openxmlformats.org/wordprocessingml/2006/main" xmlns:w14="http://schemas.microsoft.com/office/word/2010/wordml" xmlns:w15="http://schemas.microsoft.com/office/word/2012/wordml" xmlns:w16se="http://schemas.microsoft.com/office/word/2015/wordml/symex" xmlns:wpg="http://schemas.microsoft.com/office/word/2010/wordprocessingGroup" xmlns:wpi="http://schemas.microsoft.com/office/word/2010/wordprocessingInk" xmlns:wne="http://schemas.microsoft.com/office/word/2006/wordml" xmlns:wps="http://schemas.microsoft.com/office/word/2010/wordprocessingShape" mc:Ignorable="w14 w15 w16se wp14">
+<w:numbering xmlns:wpc="http://schemas.microsoft.com/office/word/2010/wordprocessingCanvas" xmlns:cx="http://schemas.microsoft.com/office/drawing/2014/chartex" xmlns:cx1="http://schemas.microsoft.com/office/drawing/2015/9/8/chartex" xmlns:cx2="http://schemas.microsoft.com/office/drawing/2015/10/21/chartex" xmlns:cx3="http://schemas.microsoft.com/office/drawing/2016/5/9/chartex" xmlns:cx4="http://schemas.microsoft.com/office/drawing/2016/5/10/chartex" xmlns:cx5="http://schemas.microsoft.com/office/drawing/2016/5/11/chartex" xmlns:cx6="http://schemas.microsoft.com/office/drawing/2016/5/12/chartex" xmlns:cx7="http://schemas.microsoft.com/office/drawing/2016/5/13/chartex" xmlns:cx8="http://schemas.microsoft.com/office/drawing/2016/5/14/chartex" xmlns:mc="http://schemas.openxmlformats.org/markup-compatibility/2006" xmlns:aink="http://schemas.microsoft.com/office/drawing/2016/ink" xmlns:am3d="http://schemas.microsoft.com/office/drawing/2017/model3d" xmlns:o="urn:schemas-microsoft-com:office:office" xmlns:r="http://schemas.openxmlformats.org/officeDocument/2006/relationships" xmlns:m="http://schemas.openxmlformats.org/officeDocument/2006/math" xmlns:v="urn:schemas-microsoft-com:vml" xmlns:wp14="http://schemas.microsoft.com/office/word/2010/wordprocessingDrawing" xmlns:wp="http://schemas.openxmlformats.org/drawingml/2006/wordprocessingDrawing" xmlns:w10="urn:schemas-microsoft-com:office:word" xmlns:w="http://schemas.openxmlformats.org/wordprocessingml/2006/main" xmlns:w14="http://schemas.microsoft.com/office/word/2010/wordml" xmlns:w15="http://schemas.microsoft.com/office/word/2012/wordml" xmlns:w16cex="http://schemas.microsoft.com/office/word/2018/wordml/cex" xmlns:w16cid="http://schemas.microsoft.com/office/word/2016/wordml/cid" xmlns:w16="http://schemas.microsoft.com/office/word/2018/wordml" xmlns:w16sdtdh="http://schemas.microsoft.com/office/word/2020/wordml/sdtdatahash" xmlns:w16se="http://schemas.microsoft.com/office/word/2015/wordml/symex" xmlns:wpg="http://schemas.microsoft.com/office/word/2010/wordprocessingGroup" xmlns:wpi="http://schemas.microsoft.com/office/word/2010/wordprocessingInk" xmlns:wne="http://schemas.microsoft.com/office/word/2006/wordml" xmlns:wps="http://schemas.microsoft.com/office/word/2010/wordprocessingShape" mc:Ignorable="w14 w15 w16se w16cid w16 w16cex w16sdtdh wp14">
   <w:abstractNum w:abstractNumId="0" w15:restartNumberingAfterBreak="0">
     <w:nsid w:val="149C5715"/>
     <w:multiLevelType w:val="multilevel"/>
@@ -1530,7 +1466,7 @@
 </file>
 
 <file path=word/styles.xml><?xml version="1.0" encoding="utf-8"?>
-<w:styles xmlns:mc="http://schemas.openxmlformats.org/markup-compatibility/2006" xmlns:r="http://schemas.openxmlformats.org/officeDocument/2006/relationships" xmlns:w="http://schemas.openxmlformats.org/wordprocessingml/2006/main" xmlns:w14="http://schemas.microsoft.com/office/word/2010/wordml" xmlns:w15="http://schemas.microsoft.com/office/word/2012/wordml" xmlns:w16se="http://schemas.microsoft.com/office/word/2015/wordml/symex" mc:Ignorable="w14 w15 w16se">
+<w:styles xmlns:mc="http://schemas.openxmlformats.org/markup-compatibility/2006" xmlns:r="http://schemas.openxmlformats.org/officeDocument/2006/relationships" xmlns:w="http://schemas.openxmlformats.org/wordprocessingml/2006/main" xmlns:w14="http://schemas.microsoft.com/office/word/2010/wordml" xmlns:w15="http://schemas.microsoft.com/office/word/2012/wordml" xmlns:w16cex="http://schemas.microsoft.com/office/word/2018/wordml/cex" xmlns:w16cid="http://schemas.microsoft.com/office/word/2016/wordml/cid" xmlns:w16="http://schemas.microsoft.com/office/word/2018/wordml" xmlns:w16sdtdh="http://schemas.microsoft.com/office/word/2020/wordml/sdtdatahash" xmlns:w16se="http://schemas.microsoft.com/office/word/2015/wordml/symex" mc:Ignorable="w14 w15 w16se w16cid w16 w16cex w16sdtdh">
   <w:docDefaults>
     <w:rPrDefault>
       <w:rPr>
@@ -1546,7 +1482,7 @@
       </w:pPr>
     </w:pPrDefault>
   </w:docDefaults>
-  <w:latentStyles w:defLockedState="0" w:defUIPriority="99" w:defSemiHidden="0" w:defUnhideWhenUsed="0" w:defQFormat="0" w:count="371">
+  <w:latentStyles w:defLockedState="0" w:defUIPriority="99" w:defSemiHidden="0" w:defUnhideWhenUsed="0" w:defQFormat="0" w:count="376">
     <w:lsdException w:name="Normal" w:uiPriority="0" w:qFormat="1"/>
     <w:lsdException w:name="heading 1" w:uiPriority="9" w:qFormat="1"/>
     <w:lsdException w:name="heading 2" w:semiHidden="1" w:uiPriority="9" w:unhideWhenUsed="1" w:qFormat="1"/>
@@ -1652,7 +1588,6 @@
     <w:lsdException w:name="HTML Sample" w:semiHidden="1" w:unhideWhenUsed="1"/>
     <w:lsdException w:name="HTML Typewriter" w:semiHidden="1" w:unhideWhenUsed="1"/>
     <w:lsdException w:name="HTML Variable" w:semiHidden="1" w:unhideWhenUsed="1"/>
-    <w:lsdException w:name="Normal Table" w:semiHidden="1" w:unhideWhenUsed="1"/>
     <w:lsdException w:name="annotation subject" w:semiHidden="1" w:unhideWhenUsed="1"/>
     <w:lsdException w:name="No List" w:semiHidden="1" w:unhideWhenUsed="1"/>
     <w:lsdException w:name="Outline List 1" w:semiHidden="1" w:unhideWhenUsed="1"/>
@@ -1695,11 +1630,8 @@
     <w:lsdException w:name="Table Contemporary" w:semiHidden="1" w:unhideWhenUsed="1"/>
     <w:lsdException w:name="Table Elegant" w:semiHidden="1" w:unhideWhenUsed="1"/>
     <w:lsdException w:name="Table Professional" w:semiHidden="1" w:unhideWhenUsed="1"/>
-    <w:lsdException w:name="Table Subtle 1" w:semiHidden="1" w:unhideWhenUsed="1"/>
     <w:lsdException w:name="Table Subtle 2" w:semiHidden="1" w:unhideWhenUsed="1"/>
     <w:lsdException w:name="Table Web 1" w:semiHidden="1" w:unhideWhenUsed="1"/>
-    <w:lsdException w:name="Table Web 2" w:semiHidden="1" w:unhideWhenUsed="1"/>
-    <w:lsdException w:name="Table Web 3" w:semiHidden="1" w:unhideWhenUsed="1"/>
     <w:lsdException w:name="Balloon Text" w:semiHidden="1" w:unhideWhenUsed="1"/>
     <w:lsdException w:name="Table Grid" w:uiPriority="39"/>
     <w:lsdException w:name="Table Theme" w:semiHidden="1" w:unhideWhenUsed="1"/>
@@ -1918,6 +1850,11 @@
     <w:lsdException w:name="List Table 5 Dark Accent 6" w:uiPriority="50"/>
     <w:lsdException w:name="List Table 6 Colorful Accent 6" w:uiPriority="51"/>
     <w:lsdException w:name="List Table 7 Colorful Accent 6" w:uiPriority="52"/>
+    <w:lsdException w:name="Mention" w:semiHidden="1" w:unhideWhenUsed="1"/>
+    <w:lsdException w:name="Smart Hyperlink" w:semiHidden="1" w:unhideWhenUsed="1"/>
+    <w:lsdException w:name="Hashtag" w:semiHidden="1" w:unhideWhenUsed="1"/>
+    <w:lsdException w:name="Unresolved Mention" w:semiHidden="1" w:unhideWhenUsed="1"/>
+    <w:lsdException w:name="Smart Link" w:semiHidden="1" w:unhideWhenUsed="1"/>
   </w:latentStyles>
   <w:style w:type="paragraph" w:default="1" w:styleId="Normal">
     <w:name w:val="Normal"/>
